--- a/erp complete documentation/QMIS-ERP-Role-Module-Status.updated.15oct-principal.docx
+++ b/erp complete documentation/QMIS-ERP-Role-Module-Status.updated.15oct-principal.docx
@@ -877,7 +877,7 @@
           </w:tcPr>
           <w:p>
             <w:r>
-              <w:t>21</w:t>
+              <w:t>16</w:t>
             </w:r>
           </w:p>
         </w:tc>
@@ -888,7 +888,7 @@
           </w:tcPr>
           <w:p>
             <w:r>
-              <w:t>0</w:t>
+              <w:t>5</w:t>
             </w:r>
           </w:p>
         </w:tc>
@@ -2359,7 +2359,7 @@
           </w:tcPr>
           <w:p>
             <w:r>
-              <w:t>267</w:t>
+              <w:t>262</w:t>
             </w:r>
           </w:p>
         </w:tc>
@@ -2370,7 +2370,7 @@
           </w:tcPr>
           <w:p>
             <w:r>
-              <w:t>27</w:t>
+              <w:t>32</w:t>
             </w:r>
           </w:p>
         </w:tc>
@@ -11276,7 +11276,7 @@
           </w:tcPr>
           <w:p>
             <w:r>
-              <w:t>Shared domain API with principal permissions (+ exams.write, calendar.write, announcements.write, leave.decide) (15 Oct 2026). Tasks API via TaskManagementRoutes.</w:t>
+              <w:t>Shared domain API with principal permissions (15 Oct 2026 build). Tasks API via TaskManagementRoutes.</w:t>
             </w:r>
           </w:p>
         </w:tc>
@@ -11315,7 +11315,7 @@
           </w:tcPr>
           <w:p>
             <w:r>
-              <w:t>Shared domain API with principal permissions (+ exams.write, calendar.write, announcements.write, leave.decide) (15 Oct 2026). Tasks API via TaskManagementRoutes.</w:t>
+              <w:t>Shared domain API with principal permissions (15 Oct 2026 build). Tasks API via TaskManagementRoutes.</w:t>
             </w:r>
           </w:p>
         </w:tc>
@@ -11333,6 +11333,84 @@
                 <w:sz w:val="18"/>
               </w:rPr>
               <w:t>Star Ratings &gt; Star of the Month</w:t>
+            </w:r>
+          </w:p>
+        </w:tc>
+        <w:tc>
+          <w:tcPr>
+            <w:tcW w:type="dxa" w:w="3408"/>
+            <w:shd w:fill="FFC7CE" w:val="clear"/>
+            <w:shd w:fill="FFEB9C" w:val="clear"/>
+          </w:tcPr>
+          <w:p>
+            <w:r>
+              <w:t>Partial</w:t>
+            </w:r>
+          </w:p>
+        </w:tc>
+        <w:tc>
+          <w:tcPr>
+            <w:tcW w:type="dxa" w:w="3408"/>
+          </w:tcPr>
+          <w:p>
+            <w:r>
+              <w:t>Principal portal UI; shared Teacher/Common SoT (local until dedicated API). Staff SOM UI present; no ratings REST API yet.</w:t>
+            </w:r>
+          </w:p>
+        </w:tc>
+      </w:tr>
+      <w:tr>
+        <w:tc>
+          <w:tcPr>
+            <w:tcW w:type="dxa" w:w="3408"/>
+          </w:tcPr>
+          <w:p>
+            <w:r>
+              <w:rPr>
+                <w:rFonts w:ascii="Calibri" w:hAnsi="Calibri"/>
+                <w:b w:val="0"/>
+                <w:sz w:val="18"/>
+              </w:rPr>
+              <w:t>Star Ratings &gt; Star of the Year</w:t>
+            </w:r>
+          </w:p>
+        </w:tc>
+        <w:tc>
+          <w:tcPr>
+            <w:tcW w:type="dxa" w:w="3408"/>
+            <w:shd w:fill="FFC7CE" w:val="clear"/>
+            <w:shd w:fill="FFEB9C" w:val="clear"/>
+          </w:tcPr>
+          <w:p>
+            <w:r>
+              <w:t>Partial</w:t>
+            </w:r>
+          </w:p>
+        </w:tc>
+        <w:tc>
+          <w:tcPr>
+            <w:tcW w:type="dxa" w:w="3408"/>
+          </w:tcPr>
+          <w:p>
+            <w:r>
+              <w:t>Principal portal UI; shared Teacher/Common SoT (local until dedicated API). Staff SOY UI present; no ratings REST API yet.</w:t>
+            </w:r>
+          </w:p>
+        </w:tc>
+      </w:tr>
+      <w:tr>
+        <w:tc>
+          <w:tcPr>
+            <w:tcW w:type="dxa" w:w="3408"/>
+          </w:tcPr>
+          <w:p>
+            <w:r>
+              <w:rPr>
+                <w:rFonts w:ascii="Calibri" w:hAnsi="Calibri"/>
+                <w:b w:val="0"/>
+                <w:sz w:val="18"/>
+              </w:rPr>
+              <w:t>Examination Timetable</w:t>
             </w:r>
           </w:p>
         </w:tc>
@@ -11354,24 +11432,102 @@
           </w:tcPr>
           <w:p>
             <w:r>
-              <w:t>Principal portal UI wired; shared screens use roleKey=principal. Star ratings SOM.</w:t>
-            </w:r>
-          </w:p>
-        </w:tc>
-      </w:tr>
-      <w:tr>
-        <w:tc>
-          <w:tcPr>
-            <w:tcW w:type="dxa" w:w="3408"/>
-          </w:tcPr>
-          <w:p>
-            <w:r>
-              <w:rPr>
-                <w:rFonts w:ascii="Calibri" w:hAnsi="Calibri"/>
-                <w:b w:val="0"/>
-                <w:sz w:val="18"/>
-              </w:rPr>
-              <w:t>Star Ratings &gt; Star of the Year</w:t>
+              <w:t>Shared domain API with principal permissions (15 Oct 2026 build). List hydrates GET /exams; create POSTs /exams + submit for Director approval.</w:t>
+            </w:r>
+          </w:p>
+        </w:tc>
+      </w:tr>
+      <w:tr>
+        <w:tc>
+          <w:tcPr>
+            <w:tcW w:type="dxa" w:w="3408"/>
+          </w:tcPr>
+          <w:p>
+            <w:r>
+              <w:rPr>
+                <w:rFonts w:ascii="Calibri" w:hAnsi="Calibri"/>
+                <w:b w:val="0"/>
+                <w:sz w:val="18"/>
+              </w:rPr>
+              <w:t>Class Timetable</w:t>
+            </w:r>
+          </w:p>
+        </w:tc>
+        <w:tc>
+          <w:tcPr>
+            <w:tcW w:type="dxa" w:w="3408"/>
+            <w:shd w:fill="FFC7CE" w:val="clear"/>
+            <w:shd w:fill="FFEB9C" w:val="clear"/>
+          </w:tcPr>
+          <w:p>
+            <w:r>
+              <w:t>Partial</w:t>
+            </w:r>
+          </w:p>
+        </w:tc>
+        <w:tc>
+          <w:tcPr>
+            <w:tcW w:type="dxa" w:w="3408"/>
+          </w:tcPr>
+          <w:p>
+            <w:r>
+              <w:t>Principal portal UI; shared Teacher/Common SoT (local until dedicated API). Class timetable + change-request UI; no class-timetable REST module yet.</w:t>
+            </w:r>
+          </w:p>
+        </w:tc>
+      </w:tr>
+      <w:tr>
+        <w:tc>
+          <w:tcPr>
+            <w:tcW w:type="dxa" w:w="3408"/>
+          </w:tcPr>
+          <w:p>
+            <w:r>
+              <w:rPr>
+                <w:rFonts w:ascii="Calibri" w:hAnsi="Calibri"/>
+                <w:b w:val="0"/>
+                <w:sz w:val="18"/>
+              </w:rPr>
+              <w:t>User Database &gt; Student Database</w:t>
+            </w:r>
+          </w:p>
+        </w:tc>
+        <w:tc>
+          <w:tcPr>
+            <w:tcW w:type="dxa" w:w="3408"/>
+            <w:shd w:fill="FFEB9C" w:val="clear"/>
+            <w:shd w:fill="C6EFCE" w:val="clear"/>
+          </w:tcPr>
+          <w:p>
+            <w:r>
+              <w:t>Completed</w:t>
+            </w:r>
+          </w:p>
+        </w:tc>
+        <w:tc>
+          <w:tcPr>
+            <w:tcW w:type="dxa" w:w="3408"/>
+          </w:tcPr>
+          <w:p>
+            <w:r>
+              <w:t>Shared domain API with principal permissions (15 Oct 2026 build). StudentDatabaseListView hydrates GET /students; search/status/DOB filters wired.</w:t>
+            </w:r>
+          </w:p>
+        </w:tc>
+      </w:tr>
+      <w:tr>
+        <w:tc>
+          <w:tcPr>
+            <w:tcW w:type="dxa" w:w="3408"/>
+          </w:tcPr>
+          <w:p>
+            <w:r>
+              <w:rPr>
+                <w:rFonts w:ascii="Calibri" w:hAnsi="Calibri"/>
+                <w:b w:val="0"/>
+                <w:sz w:val="18"/>
+              </w:rPr>
+              <w:t>User Database &gt; Employee Database</w:t>
             </w:r>
           </w:p>
         </w:tc>
@@ -11393,24 +11549,63 @@
           </w:tcPr>
           <w:p>
             <w:r>
-              <w:t>Principal portal UI wired; shared screens use roleKey=principal. Star of the year.</w:t>
-            </w:r>
-          </w:p>
-        </w:tc>
-      </w:tr>
-      <w:tr>
-        <w:tc>
-          <w:tcPr>
-            <w:tcW w:type="dxa" w:w="3408"/>
-          </w:tcPr>
-          <w:p>
-            <w:r>
-              <w:rPr>
-                <w:rFonts w:ascii="Calibri" w:hAnsi="Calibri"/>
-                <w:b w:val="0"/>
-                <w:sz w:val="18"/>
-              </w:rPr>
-              <w:t>Examination Timetable</w:t>
+              <w:t>Shared domain API with principal permissions (15 Oct 2026 build). EmployeeDatabaseListView campus directory GET /hr/portal/employees.</w:t>
+            </w:r>
+          </w:p>
+        </w:tc>
+      </w:tr>
+      <w:tr>
+        <w:tc>
+          <w:tcPr>
+            <w:tcW w:type="dxa" w:w="3408"/>
+          </w:tcPr>
+          <w:p>
+            <w:r>
+              <w:rPr>
+                <w:rFonts w:ascii="Calibri" w:hAnsi="Calibri"/>
+                <w:b w:val="0"/>
+                <w:sz w:val="18"/>
+              </w:rPr>
+              <w:t>Teacher Allocation</w:t>
+            </w:r>
+          </w:p>
+        </w:tc>
+        <w:tc>
+          <w:tcPr>
+            <w:tcW w:type="dxa" w:w="3408"/>
+            <w:shd w:fill="FFC7CE" w:val="clear"/>
+            <w:shd w:fill="FFEB9C" w:val="clear"/>
+          </w:tcPr>
+          <w:p>
+            <w:r>
+              <w:t>Partial</w:t>
+            </w:r>
+          </w:p>
+        </w:tc>
+        <w:tc>
+          <w:tcPr>
+            <w:tcW w:type="dxa" w:w="3408"/>
+          </w:tcPr>
+          <w:p>
+            <w:r>
+              <w:t>Principal portal UI; shared Teacher/Common SoT (local until dedicated API). Allocation screens + localStorage SoT; no teacher-allocation API yet.</w:t>
+            </w:r>
+          </w:p>
+        </w:tc>
+      </w:tr>
+      <w:tr>
+        <w:tc>
+          <w:tcPr>
+            <w:tcW w:type="dxa" w:w="3408"/>
+          </w:tcPr>
+          <w:p>
+            <w:r>
+              <w:rPr>
+                <w:rFonts w:ascii="Calibri" w:hAnsi="Calibri"/>
+                <w:b w:val="0"/>
+                <w:sz w:val="18"/>
+              </w:rPr>
+              <w:t>Student Allocation</w:t>
             </w:r>
           </w:p>
         </w:tc>
@@ -11432,24 +11627,24 @@
           </w:tcPr>
           <w:p>
             <w:r>
-              <w:t>Shared domain API with principal permissions (+ exams.write, calendar.write, announcements.write, leave.decide) (15 Oct 2026). List hydrates GET /exams; create POSTs /exams + submit for Director approval.</w:t>
-            </w:r>
-          </w:p>
-        </w:tc>
-      </w:tr>
-      <w:tr>
-        <w:tc>
-          <w:tcPr>
-            <w:tcW w:type="dxa" w:w="3408"/>
-          </w:tcPr>
-          <w:p>
-            <w:r>
-              <w:rPr>
-                <w:rFonts w:ascii="Calibri" w:hAnsi="Calibri"/>
-                <w:b w:val="0"/>
-                <w:sz w:val="18"/>
-              </w:rPr>
-              <w:t>Class Timetable</w:t>
+              <w:t>Principal portal UI; shared Teacher/Common SoT (local until dedicated API). Allocator approval UI (StudentAllocationList mode=allocator).</w:t>
+            </w:r>
+          </w:p>
+        </w:tc>
+      </w:tr>
+      <w:tr>
+        <w:tc>
+          <w:tcPr>
+            <w:tcW w:type="dxa" w:w="3408"/>
+          </w:tcPr>
+          <w:p>
+            <w:r>
+              <w:rPr>
+                <w:rFonts w:ascii="Calibri" w:hAnsi="Calibri"/>
+                <w:b w:val="0"/>
+                <w:sz w:val="18"/>
+              </w:rPr>
+              <w:t>Extended Class</w:t>
             </w:r>
           </w:p>
         </w:tc>
@@ -11471,24 +11666,102 @@
           </w:tcPr>
           <w:p>
             <w:r>
-              <w:t>Principal portal UI wired; shared screens use roleKey=principal. Class timetable + change-request UI.</w:t>
-            </w:r>
-          </w:p>
-        </w:tc>
-      </w:tr>
-      <w:tr>
-        <w:tc>
-          <w:tcPr>
-            <w:tcW w:type="dxa" w:w="3408"/>
-          </w:tcPr>
-          <w:p>
-            <w:r>
-              <w:rPr>
-                <w:rFonts w:ascii="Calibri" w:hAnsi="Calibri"/>
-                <w:b w:val="0"/>
-                <w:sz w:val="18"/>
-              </w:rPr>
-              <w:t>User Database &gt; Student Database</w:t>
+              <w:t>Principal portal UI; shared Teacher/Common SoT (local until dedicated API). Reuses Teacher ExtraClass with principal list/add/view paths.</w:t>
+            </w:r>
+          </w:p>
+        </w:tc>
+      </w:tr>
+      <w:tr>
+        <w:tc>
+          <w:tcPr>
+            <w:tcW w:type="dxa" w:w="3408"/>
+          </w:tcPr>
+          <w:p>
+            <w:r>
+              <w:rPr>
+                <w:rFonts w:ascii="Calibri" w:hAnsi="Calibri"/>
+                <w:b w:val="0"/>
+                <w:sz w:val="18"/>
+              </w:rPr>
+              <w:t>Home Fun &gt; Student Home Fun</w:t>
+            </w:r>
+          </w:p>
+        </w:tc>
+        <w:tc>
+          <w:tcPr>
+            <w:tcW w:type="dxa" w:w="3408"/>
+            <w:shd w:fill="FFC7CE" w:val="clear"/>
+            <w:shd w:fill="C6EFCE" w:val="clear"/>
+          </w:tcPr>
+          <w:p>
+            <w:r>
+              <w:t>Completed</w:t>
+            </w:r>
+          </w:p>
+        </w:tc>
+        <w:tc>
+          <w:tcPr>
+            <w:tcW w:type="dxa" w:w="3408"/>
+          </w:tcPr>
+          <w:p>
+            <w:r>
+              <w:t>Principal portal UI; shared Teacher/Common SoT (local until dedicated API). Wraps Teacher HomeFun SoT at /principal/lms/student-lms (+ add/view).</w:t>
+            </w:r>
+          </w:p>
+        </w:tc>
+      </w:tr>
+      <w:tr>
+        <w:tc>
+          <w:tcPr>
+            <w:tcW w:type="dxa" w:w="3408"/>
+          </w:tcPr>
+          <w:p>
+            <w:r>
+              <w:rPr>
+                <w:rFonts w:ascii="Calibri" w:hAnsi="Calibri"/>
+                <w:b w:val="0"/>
+                <w:sz w:val="18"/>
+              </w:rPr>
+              <w:t>Home Fun &gt; Teacher Home Fun</w:t>
+            </w:r>
+          </w:p>
+        </w:tc>
+        <w:tc>
+          <w:tcPr>
+            <w:tcW w:type="dxa" w:w="3408"/>
+            <w:shd w:fill="FFC7CE" w:val="clear"/>
+            <w:shd w:fill="C6EFCE" w:val="clear"/>
+          </w:tcPr>
+          <w:p>
+            <w:r>
+              <w:t>Completed</w:t>
+            </w:r>
+          </w:p>
+        </w:tc>
+        <w:tc>
+          <w:tcPr>
+            <w:tcW w:type="dxa" w:w="3408"/>
+          </w:tcPr>
+          <w:p>
+            <w:r>
+              <w:t>Principal portal UI; shared Teacher/Common SoT (local until dedicated API). Wraps Teacher HomeFun SoT at /principal/lms/teacher-lms (+ add/view).</w:t>
+            </w:r>
+          </w:p>
+        </w:tc>
+      </w:tr>
+      <w:tr>
+        <w:tc>
+          <w:tcPr>
+            <w:tcW w:type="dxa" w:w="3408"/>
+          </w:tcPr>
+          <w:p>
+            <w:r>
+              <w:rPr>
+                <w:rFonts w:ascii="Calibri" w:hAnsi="Calibri"/>
+                <w:b w:val="0"/>
+                <w:sz w:val="18"/>
+              </w:rPr>
+              <w:t>Leave Request &gt; My Leave Requests</w:t>
             </w:r>
           </w:p>
         </w:tc>
@@ -11510,24 +11783,102 @@
           </w:tcPr>
           <w:p>
             <w:r>
-              <w:t>Shared domain API with principal permissions (+ exams.write, calendar.write, announcements.write, leave.decide) (15 Oct 2026). StudentDatabaseListView hydrates GET /students.</w:t>
-            </w:r>
-          </w:p>
-        </w:tc>
-      </w:tr>
-      <w:tr>
-        <w:tc>
-          <w:tcPr>
-            <w:tcW w:type="dxa" w:w="3408"/>
-          </w:tcPr>
-          <w:p>
-            <w:r>
-              <w:rPr>
-                <w:rFonts w:ascii="Calibri" w:hAnsi="Calibri"/>
-                <w:b w:val="0"/>
-                <w:sz w:val="18"/>
-              </w:rPr>
-              <w:t>User Database &gt; Employee Database</w:t>
+              <w:t>Shared domain API with principal permissions (15 Oct 2026 build). MyLeaveRequestsList roleKey=principal.</w:t>
+            </w:r>
+          </w:p>
+        </w:tc>
+      </w:tr>
+      <w:tr>
+        <w:tc>
+          <w:tcPr>
+            <w:tcW w:type="dxa" w:w="3408"/>
+          </w:tcPr>
+          <w:p>
+            <w:r>
+              <w:rPr>
+                <w:rFonts w:ascii="Calibri" w:hAnsi="Calibri"/>
+                <w:b w:val="0"/>
+                <w:sz w:val="18"/>
+              </w:rPr>
+              <w:t>Leave Request &gt; Received Leave Requests</w:t>
+            </w:r>
+          </w:p>
+        </w:tc>
+        <w:tc>
+          <w:tcPr>
+            <w:tcW w:type="dxa" w:w="3408"/>
+            <w:shd w:fill="FFEB9C" w:val="clear"/>
+            <w:shd w:fill="C6EFCE" w:val="clear"/>
+          </w:tcPr>
+          <w:p>
+            <w:r>
+              <w:t>Completed</w:t>
+            </w:r>
+          </w:p>
+        </w:tc>
+        <w:tc>
+          <w:tcPr>
+            <w:tcW w:type="dxa" w:w="3408"/>
+          </w:tcPr>
+          <w:p>
+            <w:r>
+              <w:t>Shared domain API with principal permissions (15 Oct 2026 build). ReceivedLeaveRequestsList roleKey=principal (leave.decide).</w:t>
+            </w:r>
+          </w:p>
+        </w:tc>
+      </w:tr>
+      <w:tr>
+        <w:tc>
+          <w:tcPr>
+            <w:tcW w:type="dxa" w:w="3408"/>
+          </w:tcPr>
+          <w:p>
+            <w:r>
+              <w:rPr>
+                <w:rFonts w:ascii="Calibri" w:hAnsi="Calibri"/>
+                <w:b w:val="0"/>
+                <w:sz w:val="18"/>
+              </w:rPr>
+              <w:t>My Attendance</w:t>
+            </w:r>
+          </w:p>
+        </w:tc>
+        <w:tc>
+          <w:tcPr>
+            <w:tcW w:type="dxa" w:w="3408"/>
+            <w:shd w:fill="FFC7CE" w:val="clear"/>
+            <w:shd w:fill="FFEB9C" w:val="clear"/>
+          </w:tcPr>
+          <w:p>
+            <w:r>
+              <w:t>Partial</w:t>
+            </w:r>
+          </w:p>
+        </w:tc>
+        <w:tc>
+          <w:tcPr>
+            <w:tcW w:type="dxa" w:w="3408"/>
+          </w:tcPr>
+          <w:p>
+            <w:r>
+              <w:t>Principal portal UI; shared Teacher/Common SoT (local until dedicated API). Staff my-attendance UI + filters; no dedicated staff self-attendance API yet.</w:t>
+            </w:r>
+          </w:p>
+        </w:tc>
+      </w:tr>
+      <w:tr>
+        <w:tc>
+          <w:tcPr>
+            <w:tcW w:type="dxa" w:w="3408"/>
+          </w:tcPr>
+          <w:p>
+            <w:r>
+              <w:rPr>
+                <w:rFonts w:ascii="Calibri" w:hAnsi="Calibri"/>
+                <w:b w:val="0"/>
+                <w:sz w:val="18"/>
+              </w:rPr>
+              <w:t>Announcement</w:t>
             </w:r>
           </w:p>
         </w:tc>
@@ -11549,24 +11900,24 @@
           </w:tcPr>
           <w:p>
             <w:r>
-              <w:t>Shared domain API with principal permissions (+ exams.write, calendar.write, announcements.write, leave.decide) (15 Oct 2026). EmployeeDatabaseListView campus directory.</w:t>
-            </w:r>
-          </w:p>
-        </w:tc>
-      </w:tr>
-      <w:tr>
-        <w:tc>
-          <w:tcPr>
-            <w:tcW w:type="dxa" w:w="3408"/>
-          </w:tcPr>
-          <w:p>
-            <w:r>
-              <w:rPr>
-                <w:rFonts w:ascii="Calibri" w:hAnsi="Calibri"/>
-                <w:b w:val="0"/>
-                <w:sz w:val="18"/>
-              </w:rPr>
-              <w:t>Teacher Allocation</w:t>
+              <w:t>Shared domain API with principal permissions (15 Oct 2026 build). AnnouncementListView roleKey=principal (announcements.write).</w:t>
+            </w:r>
+          </w:p>
+        </w:tc>
+      </w:tr>
+      <w:tr>
+        <w:tc>
+          <w:tcPr>
+            <w:tcW w:type="dxa" w:w="3408"/>
+          </w:tcPr>
+          <w:p>
+            <w:r>
+              <w:rPr>
+                <w:rFonts w:ascii="Calibri" w:hAnsi="Calibri"/>
+                <w:b w:val="0"/>
+                <w:sz w:val="18"/>
+              </w:rPr>
+              <w:t>Communication</w:t>
             </w:r>
           </w:p>
         </w:tc>
@@ -11588,24 +11939,24 @@
           </w:tcPr>
           <w:p>
             <w:r>
-              <w:t>Principal portal UI wired; shared screens use roleKey=principal. Teacher allocation screen.</w:t>
-            </w:r>
-          </w:p>
-        </w:tc>
-      </w:tr>
-      <w:tr>
-        <w:tc>
-          <w:tcPr>
-            <w:tcW w:type="dxa" w:w="3408"/>
-          </w:tcPr>
-          <w:p>
-            <w:r>
-              <w:rPr>
-                <w:rFonts w:ascii="Calibri" w:hAnsi="Calibri"/>
-                <w:b w:val="0"/>
-                <w:sz w:val="18"/>
-              </w:rPr>
-              <w:t>Student Allocation</w:t>
+              <w:t>Shared domain API with principal permissions (15 Oct 2026 build). CommunicationPage roleKey=principal.</w:t>
+            </w:r>
+          </w:p>
+        </w:tc>
+      </w:tr>
+      <w:tr>
+        <w:tc>
+          <w:tcPr>
+            <w:tcW w:type="dxa" w:w="3408"/>
+          </w:tcPr>
+          <w:p>
+            <w:r>
+              <w:rPr>
+                <w:rFonts w:ascii="Calibri" w:hAnsi="Calibri"/>
+                <w:b w:val="0"/>
+                <w:sz w:val="18"/>
+              </w:rPr>
+              <w:t>Calendar</w:t>
             </w:r>
           </w:p>
         </w:tc>
@@ -11627,24 +11978,24 @@
           </w:tcPr>
           <w:p>
             <w:r>
-              <w:t>Principal portal UI wired; shared screens use roleKey=principal. Student allocation approval UI.</w:t>
-            </w:r>
-          </w:p>
-        </w:tc>
-      </w:tr>
-      <w:tr>
-        <w:tc>
-          <w:tcPr>
-            <w:tcW w:type="dxa" w:w="3408"/>
-          </w:tcPr>
-          <w:p>
-            <w:r>
-              <w:rPr>
-                <w:rFonts w:ascii="Calibri" w:hAnsi="Calibri"/>
-                <w:b w:val="0"/>
-                <w:sz w:val="18"/>
-              </w:rPr>
-              <w:t>Extended Class</w:t>
+              <w:t>Shared domain API with principal permissions (15 Oct 2026 build). AcademicCalendarPage roleKey=principal; GET + Add Event POST (calendar.write).</w:t>
+            </w:r>
+          </w:p>
+        </w:tc>
+      </w:tr>
+      <w:tr>
+        <w:tc>
+          <w:tcPr>
+            <w:tcW w:type="dxa" w:w="3408"/>
+          </w:tcPr>
+          <w:p>
+            <w:r>
+              <w:rPr>
+                <w:rFonts w:ascii="Calibri" w:hAnsi="Calibri"/>
+                <w:b w:val="0"/>
+                <w:sz w:val="18"/>
+              </w:rPr>
+              <w:t>Notifications</w:t>
             </w:r>
           </w:p>
         </w:tc>
@@ -11666,358 +12017,7 @@
           </w:tcPr>
           <w:p>
             <w:r>
-              <w:t>Principal portal UI wired; shared screens use roleKey=principal. Extended / extra class screen.</w:t>
-            </w:r>
-          </w:p>
-        </w:tc>
-      </w:tr>
-      <w:tr>
-        <w:tc>
-          <w:tcPr>
-            <w:tcW w:type="dxa" w:w="3408"/>
-          </w:tcPr>
-          <w:p>
-            <w:r>
-              <w:rPr>
-                <w:rFonts w:ascii="Calibri" w:hAnsi="Calibri"/>
-                <w:b w:val="0"/>
-                <w:sz w:val="18"/>
-              </w:rPr>
-              <w:t>Home Fun &gt; Student Home Fun</w:t>
-            </w:r>
-          </w:p>
-        </w:tc>
-        <w:tc>
-          <w:tcPr>
-            <w:tcW w:type="dxa" w:w="3408"/>
-            <w:shd w:fill="FFC7CE" w:val="clear"/>
-            <w:shd w:fill="C6EFCE" w:val="clear"/>
-          </w:tcPr>
-          <w:p>
-            <w:r>
-              <w:t>Completed</w:t>
-            </w:r>
-          </w:p>
-        </w:tc>
-        <w:tc>
-          <w:tcPr>
-            <w:tcW w:type="dxa" w:w="3408"/>
-          </w:tcPr>
-          <w:p>
-            <w:r>
-              <w:t>Principal portal UI wired; shared screens use roleKey=principal. Student Home Fun deliverables.</w:t>
-            </w:r>
-          </w:p>
-        </w:tc>
-      </w:tr>
-      <w:tr>
-        <w:tc>
-          <w:tcPr>
-            <w:tcW w:type="dxa" w:w="3408"/>
-          </w:tcPr>
-          <w:p>
-            <w:r>
-              <w:rPr>
-                <w:rFonts w:ascii="Calibri" w:hAnsi="Calibri"/>
-                <w:b w:val="0"/>
-                <w:sz w:val="18"/>
-              </w:rPr>
-              <w:t>Home Fun &gt; Teacher Home Fun</w:t>
-            </w:r>
-          </w:p>
-        </w:tc>
-        <w:tc>
-          <w:tcPr>
-            <w:tcW w:type="dxa" w:w="3408"/>
-            <w:shd w:fill="FFC7CE" w:val="clear"/>
-            <w:shd w:fill="C6EFCE" w:val="clear"/>
-          </w:tcPr>
-          <w:p>
-            <w:r>
-              <w:t>Completed</w:t>
-            </w:r>
-          </w:p>
-        </w:tc>
-        <w:tc>
-          <w:tcPr>
-            <w:tcW w:type="dxa" w:w="3408"/>
-          </w:tcPr>
-          <w:p>
-            <w:r>
-              <w:t>Principal portal UI wired; shared screens use roleKey=principal. Teacher Home Fun deliverables.</w:t>
-            </w:r>
-          </w:p>
-        </w:tc>
-      </w:tr>
-      <w:tr>
-        <w:tc>
-          <w:tcPr>
-            <w:tcW w:type="dxa" w:w="3408"/>
-          </w:tcPr>
-          <w:p>
-            <w:r>
-              <w:rPr>
-                <w:rFonts w:ascii="Calibri" w:hAnsi="Calibri"/>
-                <w:b w:val="0"/>
-                <w:sz w:val="18"/>
-              </w:rPr>
-              <w:t>Leave Request &gt; My Leave Requests</w:t>
-            </w:r>
-          </w:p>
-        </w:tc>
-        <w:tc>
-          <w:tcPr>
-            <w:tcW w:type="dxa" w:w="3408"/>
-            <w:shd w:fill="FFEB9C" w:val="clear"/>
-            <w:shd w:fill="C6EFCE" w:val="clear"/>
-          </w:tcPr>
-          <w:p>
-            <w:r>
-              <w:t>Completed</w:t>
-            </w:r>
-          </w:p>
-        </w:tc>
-        <w:tc>
-          <w:tcPr>
-            <w:tcW w:type="dxa" w:w="3408"/>
-          </w:tcPr>
-          <w:p>
-            <w:r>
-              <w:t>Shared domain API with principal permissions (+ exams.write, calendar.write, announcements.write, leave.decide) (15 Oct 2026). MyLeaveRequestsList roleKey=principal.</w:t>
-            </w:r>
-          </w:p>
-        </w:tc>
-      </w:tr>
-      <w:tr>
-        <w:tc>
-          <w:tcPr>
-            <w:tcW w:type="dxa" w:w="3408"/>
-          </w:tcPr>
-          <w:p>
-            <w:r>
-              <w:rPr>
-                <w:rFonts w:ascii="Calibri" w:hAnsi="Calibri"/>
-                <w:b w:val="0"/>
-                <w:sz w:val="18"/>
-              </w:rPr>
-              <w:t>Leave Request &gt; Received Leave Requests</w:t>
-            </w:r>
-          </w:p>
-        </w:tc>
-        <w:tc>
-          <w:tcPr>
-            <w:tcW w:type="dxa" w:w="3408"/>
-            <w:shd w:fill="FFEB9C" w:val="clear"/>
-            <w:shd w:fill="C6EFCE" w:val="clear"/>
-          </w:tcPr>
-          <w:p>
-            <w:r>
-              <w:t>Completed</w:t>
-            </w:r>
-          </w:p>
-        </w:tc>
-        <w:tc>
-          <w:tcPr>
-            <w:tcW w:type="dxa" w:w="3408"/>
-          </w:tcPr>
-          <w:p>
-            <w:r>
-              <w:t>Shared domain API with principal permissions (+ exams.write, calendar.write, announcements.write, leave.decide) (15 Oct 2026). ReceivedLeaveRequestsList roleKey=principal (leave.decide).</w:t>
-            </w:r>
-          </w:p>
-        </w:tc>
-      </w:tr>
-      <w:tr>
-        <w:tc>
-          <w:tcPr>
-            <w:tcW w:type="dxa" w:w="3408"/>
-          </w:tcPr>
-          <w:p>
-            <w:r>
-              <w:rPr>
-                <w:rFonts w:ascii="Calibri" w:hAnsi="Calibri"/>
-                <w:b w:val="0"/>
-                <w:sz w:val="18"/>
-              </w:rPr>
-              <w:t>My Attendance</w:t>
-            </w:r>
-          </w:p>
-        </w:tc>
-        <w:tc>
-          <w:tcPr>
-            <w:tcW w:type="dxa" w:w="3408"/>
-            <w:shd w:fill="FFC7CE" w:val="clear"/>
-            <w:shd w:fill="C6EFCE" w:val="clear"/>
-          </w:tcPr>
-          <w:p>
-            <w:r>
-              <w:t>Completed</w:t>
-            </w:r>
-          </w:p>
-        </w:tc>
-        <w:tc>
-          <w:tcPr>
-            <w:tcW w:type="dxa" w:w="3408"/>
-          </w:tcPr>
-          <w:p>
-            <w:r>
-              <w:t>Principal portal UI wired; shared screens use roleKey=principal. Staff my-attendance UI.</w:t>
-            </w:r>
-          </w:p>
-        </w:tc>
-      </w:tr>
-      <w:tr>
-        <w:tc>
-          <w:tcPr>
-            <w:tcW w:type="dxa" w:w="3408"/>
-          </w:tcPr>
-          <w:p>
-            <w:r>
-              <w:rPr>
-                <w:rFonts w:ascii="Calibri" w:hAnsi="Calibri"/>
-                <w:b w:val="0"/>
-                <w:sz w:val="18"/>
-              </w:rPr>
-              <w:t>Announcement</w:t>
-            </w:r>
-          </w:p>
-        </w:tc>
-        <w:tc>
-          <w:tcPr>
-            <w:tcW w:type="dxa" w:w="3408"/>
-            <w:shd w:fill="FFC7CE" w:val="clear"/>
-            <w:shd w:fill="C6EFCE" w:val="clear"/>
-          </w:tcPr>
-          <w:p>
-            <w:r>
-              <w:t>Completed</w:t>
-            </w:r>
-          </w:p>
-        </w:tc>
-        <w:tc>
-          <w:tcPr>
-            <w:tcW w:type="dxa" w:w="3408"/>
-          </w:tcPr>
-          <w:p>
-            <w:r>
-              <w:t>Shared domain API with principal permissions (+ exams.write, calendar.write, announcements.write, leave.decide) (15 Oct 2026). AnnouncementListView roleKey=principal (announcements.write).</w:t>
-            </w:r>
-          </w:p>
-        </w:tc>
-      </w:tr>
-      <w:tr>
-        <w:tc>
-          <w:tcPr>
-            <w:tcW w:type="dxa" w:w="3408"/>
-          </w:tcPr>
-          <w:p>
-            <w:r>
-              <w:rPr>
-                <w:rFonts w:ascii="Calibri" w:hAnsi="Calibri"/>
-                <w:b w:val="0"/>
-                <w:sz w:val="18"/>
-              </w:rPr>
-              <w:t>Communication</w:t>
-            </w:r>
-          </w:p>
-        </w:tc>
-        <w:tc>
-          <w:tcPr>
-            <w:tcW w:type="dxa" w:w="3408"/>
-            <w:shd w:fill="FFC7CE" w:val="clear"/>
-            <w:shd w:fill="C6EFCE" w:val="clear"/>
-          </w:tcPr>
-          <w:p>
-            <w:r>
-              <w:t>Completed</w:t>
-            </w:r>
-          </w:p>
-        </w:tc>
-        <w:tc>
-          <w:tcPr>
-            <w:tcW w:type="dxa" w:w="3408"/>
-          </w:tcPr>
-          <w:p>
-            <w:r>
-              <w:t>Shared domain API with principal permissions (+ exams.write, calendar.write, announcements.write, leave.decide) (15 Oct 2026). CommunicationPage roleKey=principal.</w:t>
-            </w:r>
-          </w:p>
-        </w:tc>
-      </w:tr>
-      <w:tr>
-        <w:tc>
-          <w:tcPr>
-            <w:tcW w:type="dxa" w:w="3408"/>
-          </w:tcPr>
-          <w:p>
-            <w:r>
-              <w:rPr>
-                <w:rFonts w:ascii="Calibri" w:hAnsi="Calibri"/>
-                <w:b w:val="0"/>
-                <w:sz w:val="18"/>
-              </w:rPr>
-              <w:t>Calendar</w:t>
-            </w:r>
-          </w:p>
-        </w:tc>
-        <w:tc>
-          <w:tcPr>
-            <w:tcW w:type="dxa" w:w="3408"/>
-            <w:shd w:fill="FFC7CE" w:val="clear"/>
-            <w:shd w:fill="C6EFCE" w:val="clear"/>
-          </w:tcPr>
-          <w:p>
-            <w:r>
-              <w:t>Completed</w:t>
-            </w:r>
-          </w:p>
-        </w:tc>
-        <w:tc>
-          <w:tcPr>
-            <w:tcW w:type="dxa" w:w="3408"/>
-          </w:tcPr>
-          <w:p>
-            <w:r>
-              <w:t>Shared domain API with principal permissions (+ exams.write, calendar.write, announcements.write, leave.decide) (15 Oct 2026). AcademicCalendarPage roleKey=principal (calendar.write).</w:t>
-            </w:r>
-          </w:p>
-        </w:tc>
-      </w:tr>
-      <w:tr>
-        <w:tc>
-          <w:tcPr>
-            <w:tcW w:type="dxa" w:w="3408"/>
-          </w:tcPr>
-          <w:p>
-            <w:r>
-              <w:rPr>
-                <w:rFonts w:ascii="Calibri" w:hAnsi="Calibri"/>
-                <w:b w:val="0"/>
-                <w:sz w:val="18"/>
-              </w:rPr>
-              <w:t>Notifications</w:t>
-            </w:r>
-          </w:p>
-        </w:tc>
-        <w:tc>
-          <w:tcPr>
-            <w:tcW w:type="dxa" w:w="3408"/>
-            <w:shd w:fill="FFC7CE" w:val="clear"/>
-            <w:shd w:fill="C6EFCE" w:val="clear"/>
-          </w:tcPr>
-          <w:p>
-            <w:r>
-              <w:t>Completed</w:t>
-            </w:r>
-          </w:p>
-        </w:tc>
-        <w:tc>
-          <w:tcPr>
-            <w:tcW w:type="dxa" w:w="3408"/>
-          </w:tcPr>
-          <w:p>
-            <w:r>
-              <w:t>Shared domain API with principal permissions (+ exams.write, calendar.write, announcements.write, leave.decide) (15 Oct 2026). Notifications hydrates GET /notifications.</w:t>
+              <w:t>Shared domain API with principal permissions (15 Oct 2026 build). Notifications hydrates GET /notifications.</w:t>
             </w:r>
           </w:p>
         </w:tc>
@@ -12056,7 +12056,7 @@
           </w:tcPr>
           <w:p>
             <w:r>
-              <w:t>Shared domain API with principal permissions (+ exams.write, calendar.write, announcements.write, leave.decide) (15 Oct 2026). EscalationListPage roleKey=principal.</w:t>
+              <w:t>Shared domain API with principal permissions (15 Oct 2026 build). EscalationListPage roleKey=principal.</w:t>
             </w:r>
           </w:p>
         </w:tc>
